--- a/test/docx/golden/mark_div.docx
+++ b/test/docx/golden/mark_div.docx
@@ -6,12 +6,14 @@
       <w:pPr>
         <w:pStyle w:val="Heading2"/>
       </w:pPr>
+      <w:bookmarkStart w:id="9" w:name="_9865260c7e6d80fc575b151ed37ed85bb9b5895"/>
       <w:r>
         <w:rPr>
           <w:highlight w:val="yellow"/>
         </w:rPr>
         <w:t xml:space="preserve">A Sub Section</w:t>
       </w:r>
+      <w:bookmarkEnd w:id="9"/>
     </w:p>
     <w:p>
       <w:pPr>
